--- a/analisis_diseno_3_bti/lote_6/ADS_3BTI_LOTE6_ESTUDIANTE_OFICIO_O3.docx
+++ b/analisis_diseno_3_bti/lote_6/ADS_3BTI_LOTE6_ESTUDIANTE_OFICIO_O3.docx
@@ -230,7 +230,7 @@
           <w:i w:val="0"/>
           <w:sz w:val="20"/>
         </w:rPr>
-        <w:t>Versión v1.0 (lote 6, para auditoría) · oficio O3</w:t>
+        <w:t>Versión v1.1 (lote 6, cierre de auditoría) · oficio O3</w:t>
       </w:r>
     </w:p>
     <w:p>
@@ -483,7 +483,7 @@
           <w:sz w:val="19"/>
         </w:rPr>
         <w:tab/>
-        <w:t>11</w:t>
+        <w:t>12</w:t>
       </w:r>
     </w:p>
     <w:p>
@@ -2058,6 +2058,9 @@
             <w:shd w:val="clear" w:color="auto" w:fill="F5F5F5"/>
           </w:tcPr>
           <w:p>
+            <w:pPr>
+              <w:keepNext/>
+            </w:pPr>
             <w:r>
               <w:rPr>
                 <w:sz w:val="17"/>
@@ -2072,6 +2075,9 @@
             <w:shd w:val="clear" w:color="auto" w:fill="F5F5F5"/>
           </w:tcPr>
           <w:p>
+            <w:pPr>
+              <w:keepNext/>
+            </w:pPr>
             <w:r>
               <w:rPr>
                 <w:sz w:val="17"/>
@@ -2086,6 +2092,9 @@
             <w:shd w:val="clear" w:color="auto" w:fill="F5F5F5"/>
           </w:tcPr>
           <w:p>
+            <w:pPr>
+              <w:keepNext/>
+            </w:pPr>
             <w:r>
               <w:rPr>
                 <w:sz w:val="17"/>
@@ -2100,6 +2109,9 @@
             <w:shd w:val="clear" w:color="auto" w:fill="F5F5F5"/>
           </w:tcPr>
           <w:p>
+            <w:pPr>
+              <w:keepNext/>
+            </w:pPr>
             <w:r>
               <w:rPr>
                 <w:sz w:val="17"/>
@@ -2118,9 +2130,6 @@
             <w:tcW w:type="dxa" w:w="709"/>
           </w:tcPr>
           <w:p>
-            <w:pPr>
-              <w:keepNext/>
-            </w:pPr>
             <w:r>
               <w:rPr>
                 <w:sz w:val="17"/>
@@ -2134,9 +2143,6 @@
             <w:tcW w:type="dxa" w:w="2480"/>
           </w:tcPr>
           <w:p>
-            <w:pPr>
-              <w:keepNext/>
-            </w:pPr>
             <w:r>
               <w:rPr>
                 <w:sz w:val="17"/>
@@ -2150,9 +2156,6 @@
             <w:tcW w:type="dxa" w:w="4160"/>
           </w:tcPr>
           <w:p>
-            <w:pPr>
-              <w:keepNext/>
-            </w:pPr>
             <w:r>
               <w:rPr>
                 <w:sz w:val="17"/>
@@ -2166,75 +2169,11 @@
             <w:tcW w:type="dxa" w:w="2454"/>
           </w:tcPr>
           <w:p>
-            <w:pPr>
-              <w:keepNext/>
-            </w:pPr>
             <w:r>
               <w:rPr>
                 <w:sz w:val="17"/>
               </w:rPr>
               <w:t>«Restauración terminada y comprobada»</w:t>
-            </w:r>
-          </w:p>
-        </w:tc>
-      </w:tr>
-      <w:tr>
-        <w:trPr>
-          <w:cantSplit/>
-        </w:trPr>
-        <w:tc>
-          <w:tcPr>
-            <w:tcW w:type="dxa" w:w="709"/>
-            <w:shd w:val="clear" w:color="auto" w:fill="F5F5F5"/>
-          </w:tcPr>
-          <w:p>
-            <w:r>
-              <w:rPr>
-                <w:sz w:val="17"/>
-              </w:rPr>
-              <w:t>8</w:t>
-            </w:r>
-          </w:p>
-        </w:tc>
-        <w:tc>
-          <w:tcPr>
-            <w:tcW w:type="dxa" w:w="2480"/>
-            <w:shd w:val="clear" w:color="auto" w:fill="F5F5F5"/>
-          </w:tcPr>
-          <w:p>
-            <w:r>
-              <w:rPr>
-                <w:sz w:val="17"/>
-              </w:rPr>
-              <w:t>Comprobar el paquete completo</w:t>
-            </w:r>
-          </w:p>
-        </w:tc>
-        <w:tc>
-          <w:tcPr>
-            <w:tcW w:type="dxa" w:w="4160"/>
-            <w:shd w:val="clear" w:color="auto" w:fill="F5F5F5"/>
-          </w:tcPr>
-          <w:p>
-            <w:r>
-              <w:rPr>
-                <w:sz w:val="17"/>
-              </w:rPr>
-              <w:t>php comprobar_entrega.php</w:t>
-            </w:r>
-          </w:p>
-        </w:tc>
-        <w:tc>
-          <w:tcPr>
-            <w:tcW w:type="dxa" w:w="2454"/>
-            <w:shd w:val="clear" w:color="auto" w:fill="F5F5F5"/>
-          </w:tcPr>
-          <w:p>
-            <w:r>
-              <w:rPr>
-                <w:sz w:val="17"/>
-              </w:rPr>
-              <w:t>«Resultado: 0 incoherencias»</w:t>
             </w:r>
           </w:p>
         </w:tc>
@@ -4154,7 +4093,7 @@
           <w:i w:val="0"/>
           <w:sz w:val="20"/>
         </w:rPr>
-        <w:t>2. Ejecutá php comprobar_entrega.php en la copia y compará su resultado con tu lista.</w:t>
+        <w:t>2. Compará tu lista con la inspección estática que corre tu docente (lee el paquete sin ejecutar nada) y con las pruebas que corre después en aislamiento.</w:t>
       </w:r>
     </w:p>
     <w:p>
@@ -5221,7 +5160,7 @@
               <w:rPr>
                 <w:sz w:val="17"/>
               </w:rPr>
-              <w:t>lote_6/proyecto/paquete_entrega_modelo/comprobar_entrega.php</w:t>
+              <w:t>lote_6/proyecto/herramientas/inspeccionar_entrega.php</w:t>
             </w:r>
           </w:p>
         </w:tc>
@@ -5385,7 +5324,7 @@
               <w:rPr>
                 <w:sz w:val="17"/>
               </w:rPr>
-              <w:t>php comprobar_entrega.php (paquete de Mbokaja)</w:t>
+              <w:t>php herramientas/inspeccionar_entrega.php paquete_mbokaja</w:t>
             </w:r>
           </w:p>
         </w:tc>
@@ -5449,7 +5388,7 @@
                 <w:rFonts w:ascii="Courier New" w:hAnsi="Courier New" w:cs="Courier New" w:eastAsia="Courier New"/>
                 <w:sz w:val="15"/>
               </w:rPr>
-              <w:t>$carpeta = new RecursiveDirectoryIterator("$raiz/public", FilesystemIterator::SKIP_DOTS);</w:t>
+              <w:t>$carpeta = null;</w:t>
             </w:r>
           </w:p>
           <w:p>
@@ -5463,7 +5402,7 @@
                 <w:rFonts w:ascii="Courier New" w:hAnsi="Courier New" w:cs="Courier New" w:eastAsia="Courier New"/>
                 <w:sz w:val="15"/>
               </w:rPr>
-              <w:t>$iter = new RecursiveIteratorIterator($carpeta);</w:t>
+              <w:t>if (is_dir("$raiz/public")) {</w:t>
             </w:r>
           </w:p>
           <w:p>
@@ -5477,7 +5416,49 @@
                 <w:rFonts w:ascii="Courier New" w:hAnsi="Courier New" w:cs="Courier New" w:eastAsia="Courier New"/>
                 <w:sz w:val="15"/>
               </w:rPr>
-              <w:t>foreach ($iter as $archivo) {</w:t>
+              <w:t xml:space="preserve">    $carpeta = new RecursiveDirectoryIterator("$raiz/public", FilesystemIterator::SKIP_DOTS);</w:t>
+            </w:r>
+          </w:p>
+          <w:p>
+            <w:pPr>
+              <w:keepNext/>
+              <w:spacing w:before="0" w:after="0" w:line="183" w:lineRule="exact"/>
+              <w:jc w:val="left"/>
+            </w:pPr>
+            <w:r>
+              <w:rPr>
+                <w:rFonts w:ascii="Courier New" w:hAnsi="Courier New" w:cs="Courier New" w:eastAsia="Courier New"/>
+                <w:sz w:val="15"/>
+              </w:rPr>
+              <w:t>}</w:t>
+            </w:r>
+          </w:p>
+          <w:p>
+            <w:pPr>
+              <w:keepNext/>
+              <w:spacing w:before="0" w:after="0" w:line="183" w:lineRule="exact"/>
+              <w:jc w:val="left"/>
+            </w:pPr>
+            <w:r>
+              <w:rPr>
+                <w:rFonts w:ascii="Courier New" w:hAnsi="Courier New" w:cs="Courier New" w:eastAsia="Courier New"/>
+                <w:sz w:val="15"/>
+              </w:rPr>
+              <w:t>$publicos = $carpeta ? new RecursiveIteratorIterator($carpeta) : array();</w:t>
+            </w:r>
+          </w:p>
+          <w:p>
+            <w:pPr>
+              <w:keepNext/>
+              <w:spacing w:before="0" w:after="0" w:line="183" w:lineRule="exact"/>
+              <w:jc w:val="left"/>
+            </w:pPr>
+            <w:r>
+              <w:rPr>
+                <w:rFonts w:ascii="Courier New" w:hAnsi="Courier New" w:cs="Courier New" w:eastAsia="Courier New"/>
+                <w:sz w:val="15"/>
+              </w:rPr>
+              <w:t>foreach ($publicos as $archivo) {</w:t>
             </w:r>
           </w:p>
           <w:p>
@@ -5564,7 +5545,7 @@
           <w:i w:val="0"/>
           <w:sz w:val="20"/>
         </w:rPr>
-        <w:t>El comprobador recorre public/ y busca cada archivo que no es código (una imagen, una hoja de estilos) en la ficha de procedencia. Si no lo encuentra, informa una incoherencia [D].</w:t>
+        <w:t>La inspección recorre public/ y busca cada archivo que no es código (una imagen, una hoja de estilos) en la ficha de procedencia. Si no lo encuentra, informa una incoherencia [D].</w:t>
       </w:r>
     </w:p>
     <w:tbl>
@@ -5817,7 +5798,21 @@
           <w:i w:val="0"/>
           <w:sz w:val="21"/>
         </w:rPr>
-        <w:t>La prueba decisiva es que otro equipo instale el paquete sin ayuda. El equipo autor entrega el paquete y se retira: no explica, no corrige en el momento. El equipo receptor sigue la guía y anota cada paso como hecho, con dificultad o fallido, con el mensaje exacto. Después restaura un respaldo y ejecuta el comprobador de entrega.</w:t>
+        <w:t>La prueba decisiva es que otro equipo instale el paquete sin ayuda. El equipo autor entrega el paquete y se retira: no explica, no corrige en el momento. El equipo receptor sigue la guía y anota cada paso como hecho, con dificultad o fallido, con el mensaje exacto. Después restaura un respaldo.</w:t>
+      </w:r>
+    </w:p>
+    <w:p>
+      <w:pPr>
+        <w:spacing w:before="0" w:after="80"/>
+        <w:jc w:val="both"/>
+      </w:pPr>
+      <w:r>
+        <w:rPr>
+          <w:b w:val="0"/>
+          <w:i w:val="0"/>
+          <w:sz w:val="21"/>
+        </w:rPr>
+        <w:t>Un paquete recibido es código desconocido: no se ejecuta para decidir si es confiable. El docente lo revisa con sus herramientas, que no vienen en el paquete: primero la inspección estática, que solo lee; después las pruebas de una lista cerrada, en un equipo aislado, sin red, con una cuenta sin permisos de administrador (Tabla 17.4).</w:t>
       </w:r>
     </w:p>
     <w:p>
@@ -5861,7 +5856,7 @@
           <w:color w:val="1B5E20"/>
           <w:sz w:val="20"/>
         </w:rPr>
-        <w:t>Tabla 17.4 — Lo que el comprobador de entrega revisa</w:t>
+        <w:t>Tabla 17.4 — Lo que revisan las herramientas del docente</w:t>
       </w:r>
     </w:p>
     <w:tbl>
@@ -6029,7 +6024,7 @@
               <w:rPr>
                 <w:sz w:val="18"/>
               </w:rPr>
-              <w:t>Cada prueba de la lista termina bien y da su resultado</w:t>
+              <w:t>Cada prueba declarada está en la lista cerrada (no se ejecuta); en aislamiento, cada una termina bien</w:t>
             </w:r>
           </w:p>
         </w:tc>
@@ -6156,7 +6151,7 @@
           <w:color w:val="2E7D32"/>
           <w:sz w:val="20"/>
         </w:rPr>
-        <w:t>Código 17.2 — Cada comando de la guía de instalación nombra un archivo que existe en el paquete.</w:t>
+        <w:t>Código 17.2 — Cada comando de la guía tiene una forma conocida y nombra un archivo que existe en el paquete. La guía solo se lee: ningún comando se ejecuta.</w:t>
       </w:r>
     </w:p>
     <w:tbl>
@@ -6214,7 +6209,7 @@
               <w:rPr>
                 <w:sz w:val="17"/>
               </w:rPr>
-              <w:t>lote_6/proyecto/paquete_entrega_modelo/comprobar_entrega.php</w:t>
+              <w:t>lote_6/proyecto/herramientas/inspeccionar_entrega.php</w:t>
             </w:r>
           </w:p>
         </w:tc>
@@ -6337,7 +6332,7 @@
               <w:rPr>
                 <w:sz w:val="17"/>
               </w:rPr>
-              <w:t>Una incoherencia [A] por cada comando que nombra un archivo inexistente</w:t>
+              <w:t>Una incoherencia [A] por cada comando de forma desconocida o que nombra un archivo inexistente</w:t>
             </w:r>
           </w:p>
         </w:tc>
@@ -6378,7 +6373,7 @@
               <w:rPr>
                 <w:sz w:val="17"/>
               </w:rPr>
-              <w:t>php comprobar_entrega.php (paquete de Mbokaja)</w:t>
+              <w:t>php herramientas/inspeccionar_entrega.php paquete_mbokaja</w:t>
             </w:r>
           </w:p>
         </w:tc>
@@ -6428,7 +6423,7 @@
                 <w:rFonts w:ascii="Courier New" w:hAnsi="Courier New" w:cs="Courier New" w:eastAsia="Courier New"/>
                 <w:sz w:val="15"/>
               </w:rPr>
-              <w:t>// A. Comandos de la guía (dentro de los bloques ```).</w:t>
+              <w:t>// A. Comandos de la guía: solo se leen.</w:t>
             </w:r>
           </w:p>
           <w:p>
@@ -6484,7 +6479,7 @@
                 <w:rFonts w:ascii="Courier New" w:hAnsi="Courier New" w:cs="Courier New" w:eastAsia="Courier New"/>
                 <w:sz w:val="15"/>
               </w:rPr>
-              <w:t xml:space="preserve">        if (preg_match('/^php\s+(?:-S\s+\S+\s+-t\s+(\S+)|(\S+\.php))/', trim($linea), $m)) {</w:t>
+              <w:t xml:space="preserve">        $linea = trim($linea);</w:t>
             </w:r>
           </w:p>
           <w:p>
@@ -6498,7 +6493,7 @@
                 <w:rFonts w:ascii="Courier New" w:hAnsi="Courier New" w:cs="Courier New" w:eastAsia="Courier New"/>
                 <w:sz w:val="15"/>
               </w:rPr>
-              <w:t xml:space="preserve">            $ruta = isset($m[2]) &amp;&amp; $m[2] !== '' ? $m[2] : $m[1];</w:t>
+              <w:t xml:space="preserve">        $servidor = preg_match('/^php -S \S+ -t (\S+)$/', $linea, $m);</w:t>
             </w:r>
           </w:p>
           <w:p>
@@ -6512,7 +6507,7 @@
                 <w:rFonts w:ascii="Courier New" w:hAnsi="Courier New" w:cs="Courier New" w:eastAsia="Courier New"/>
                 <w:sz w:val="15"/>
               </w:rPr>
-              <w:t xml:space="preserve">            if (!file_exists("$raiz/$ruta")) {</w:t>
+              <w:t xml:space="preserve">        if ($servidor || preg_match('/^php (\S+\.php)(?: [^;&amp;|`$&lt;&gt;]*)?$/', $linea, $m)) {</w:t>
             </w:r>
           </w:p>
           <w:p>
@@ -6526,7 +6521,7 @@
                 <w:rFonts w:ascii="Courier New" w:hAnsi="Courier New" w:cs="Courier New" w:eastAsia="Courier New"/>
                 <w:sz w:val="15"/>
               </w:rPr>
-              <w:t xml:space="preserve">                falta('A', "la guía usa «" . trim($linea) . "», pero no existe $ruta");</w:t>
+              <w:t xml:space="preserve">            if (!dentro($m[1]) || !file_exists("$raiz/$m[1]")) {</w:t>
             </w:r>
           </w:p>
           <w:p>
@@ -6540,7 +6535,49 @@
                 <w:rFonts w:ascii="Courier New" w:hAnsi="Courier New" w:cs="Courier New" w:eastAsia="Courier New"/>
                 <w:sz w:val="15"/>
               </w:rPr>
+              <w:t xml:space="preserve">                falta('A', "la guía usa «{$linea}», pero no existe {$m[1]} en el paquete");</w:t>
+            </w:r>
+          </w:p>
+          <w:p>
+            <w:pPr>
+              <w:keepNext/>
+              <w:spacing w:before="0" w:after="0" w:line="183" w:lineRule="exact"/>
+              <w:jc w:val="left"/>
+            </w:pPr>
+            <w:r>
+              <w:rPr>
+                <w:rFonts w:ascii="Courier New" w:hAnsi="Courier New" w:cs="Courier New" w:eastAsia="Courier New"/>
+                <w:sz w:val="15"/>
+              </w:rPr>
               <w:t xml:space="preserve">            }</w:t>
+            </w:r>
+          </w:p>
+          <w:p>
+            <w:pPr>
+              <w:keepNext/>
+              <w:spacing w:before="0" w:after="0" w:line="183" w:lineRule="exact"/>
+              <w:jc w:val="left"/>
+            </w:pPr>
+            <w:r>
+              <w:rPr>
+                <w:rFonts w:ascii="Courier New" w:hAnsi="Courier New" w:cs="Courier New" w:eastAsia="Courier New"/>
+                <w:sz w:val="15"/>
+              </w:rPr>
+              <w:t xml:space="preserve">        } elseif ($linea !== '') {</w:t>
+            </w:r>
+          </w:p>
+          <w:p>
+            <w:pPr>
+              <w:keepNext/>
+              <w:spacing w:before="0" w:after="0" w:line="183" w:lineRule="exact"/>
+              <w:jc w:val="left"/>
+            </w:pPr>
+            <w:r>
+              <w:rPr>
+                <w:rFonts w:ascii="Courier New" w:hAnsi="Courier New" w:cs="Courier New" w:eastAsia="Courier New"/>
+                <w:sz w:val="15"/>
+              </w:rPr>
+              <w:t xml:space="preserve">            falta('A', "la guía tiene un comando de forma desconocida: «{$linea}»");</w:t>
             </w:r>
           </w:p>
           <w:p>
@@ -6599,7 +6636,7 @@
           <w:i w:val="0"/>
           <w:sz w:val="20"/>
         </w:rPr>
-        <w:t>Para cada línea de un bloque de comandos de la guía que empieza con «php», busca el archivo que nombra. Si no existe, la guía no se puede seguir: incoherencia [A].</w:t>
+        <w:t>Cada línea de un bloque de comandos de la guía tiene que tener una forma conocida y nombrar un archivo que existe en el paquete. La guía solo se lee: ningún comando se ejecuta. Si no, incoherencia [A].</w:t>
       </w:r>
     </w:p>
     <w:p>
@@ -6930,7 +6967,7 @@
               <w:rPr>
                 <w:sz w:val="17"/>
               </w:rPr>
-              <w:t>Resultado de php comprobar_entrega.php</w:t>
+              <w:t>Resultado de la inspección estática y de las pruebas en aislamiento (herramientas del docente)</w:t>
             </w:r>
           </w:p>
         </w:tc>
@@ -7220,7 +7257,7 @@
               <w:rPr>
                 <w:sz w:val="17"/>
               </w:rPr>
-              <w:t>8 de 8 pasos</w:t>
+              <w:t>7 de 7 pasos</w:t>
             </w:r>
           </w:p>
         </w:tc>
@@ -7258,7 +7295,7 @@
               <w:rPr>
                 <w:sz w:val="17"/>
               </w:rPr>
-              <w:t>Comprobador de entrega</w:t>
+              <w:t>Inspección estática (no ejecuta nada)</w:t>
             </w:r>
           </w:p>
         </w:tc>
@@ -7306,14 +7343,11 @@
             <w:tcW w:type="dxa" w:w="4251"/>
           </w:tcPr>
           <w:p>
-            <w:pPr>
-              <w:keepNext/>
-            </w:pPr>
             <w:r>
               <w:rPr>
                 <w:sz w:val="17"/>
               </w:rPr>
-              <w:t>Regresión de la versión empaquetada</w:t>
+              <w:t>Pruebas de la lista cerrada, en aislamiento</w:t>
             </w:r>
           </w:p>
         </w:tc>
@@ -7322,14 +7356,11 @@
             <w:tcW w:type="dxa" w:w="2598"/>
           </w:tcPr>
           <w:p>
-            <w:pPr>
-              <w:keepNext/>
-            </w:pPr>
             <w:r>
               <w:rPr>
                 <w:sz w:val="17"/>
               </w:rPr>
-              <w:t>9 de 9 pruebas sin fallas</w:t>
+              <w:t>0 incoherencias</w:t>
             </w:r>
           </w:p>
         </w:tc>
@@ -7338,14 +7369,11 @@
             <w:tcW w:type="dxa" w:w="2953"/>
           </w:tcPr>
           <w:p>
-            <w:pPr>
-              <w:keepNext/>
-            </w:pPr>
             <w:r>
               <w:rPr>
                 <w:sz w:val="17"/>
               </w:rPr>
-              <w:t>Comprobado (técnica)</w:t>
+              <w:t>Comprobado (técnica, sin red y sin permisos de administrador)</w:t>
             </w:r>
           </w:p>
         </w:tc>
@@ -7360,14 +7388,11 @@
             <w:shd w:val="clear" w:color="auto" w:fill="F5F5F5"/>
           </w:tcPr>
           <w:p>
-            <w:pPr>
-              <w:keepNext/>
-            </w:pPr>
             <w:r>
               <w:rPr>
                 <w:sz w:val="17"/>
               </w:rPr>
-              <w:t>Instalación por otro equipo, sin ayuda</w:t>
+              <w:t>Regresión de la versión empaquetada</w:t>
             </w:r>
           </w:p>
         </w:tc>
@@ -7377,14 +7402,11 @@
             <w:shd w:val="clear" w:color="auto" w:fill="F5F5F5"/>
           </w:tcPr>
           <w:p>
-            <w:pPr>
-              <w:keepNext/>
-            </w:pPr>
             <w:r>
               <w:rPr>
                 <w:sz w:val="17"/>
               </w:rPr>
-              <w:t>La hace el curso en el Encuentro 34</w:t>
+              <w:t>9 de 9 pruebas sin fallas</w:t>
             </w:r>
           </w:p>
         </w:tc>
@@ -7394,14 +7416,11 @@
             <w:shd w:val="clear" w:color="auto" w:fill="F5F5F5"/>
           </w:tcPr>
           <w:p>
-            <w:pPr>
-              <w:keepNext/>
-            </w:pPr>
             <w:r>
               <w:rPr>
                 <w:sz w:val="17"/>
               </w:rPr>
-              <w:t>Pendiente hasta el acta</w:t>
+              <w:t>Comprobado (técnica)</w:t>
             </w:r>
           </w:p>
         </w:tc>
@@ -7415,10 +7434,64 @@
             <w:tcW w:type="dxa" w:w="4251"/>
           </w:tcPr>
           <w:p>
+            <w:pPr>
+              <w:keepNext/>
+            </w:pPr>
             <w:r>
               <w:rPr>
                 <w:sz w:val="17"/>
               </w:rPr>
+              <w:t>Instalación por otro equipo, sin ayuda</w:t>
+            </w:r>
+          </w:p>
+        </w:tc>
+        <w:tc>
+          <w:tcPr>
+            <w:tcW w:type="dxa" w:w="2598"/>
+          </w:tcPr>
+          <w:p>
+            <w:pPr>
+              <w:keepNext/>
+            </w:pPr>
+            <w:r>
+              <w:rPr>
+                <w:sz w:val="17"/>
+              </w:rPr>
+              <w:t>La hace el curso en el Encuentro 34</w:t>
+            </w:r>
+          </w:p>
+        </w:tc>
+        <w:tc>
+          <w:tcPr>
+            <w:tcW w:type="dxa" w:w="2953"/>
+          </w:tcPr>
+          <w:p>
+            <w:pPr>
+              <w:keepNext/>
+            </w:pPr>
+            <w:r>
+              <w:rPr>
+                <w:sz w:val="17"/>
+              </w:rPr>
+              <w:t>Pendiente hasta el acta</w:t>
+            </w:r>
+          </w:p>
+        </w:tc>
+      </w:tr>
+      <w:tr>
+        <w:trPr>
+          <w:cantSplit/>
+        </w:trPr>
+        <w:tc>
+          <w:tcPr>
+            <w:tcW w:type="dxa" w:w="4251"/>
+            <w:shd w:val="clear" w:color="auto" w:fill="F5F5F5"/>
+          </w:tcPr>
+          <w:p>
+            <w:r>
+              <w:rPr>
+                <w:sz w:val="17"/>
+              </w:rPr>
               <w:t>Instalación en Windows y en el laboratorio</w:t>
             </w:r>
           </w:p>
@@ -7426,6 +7499,7 @@
         <w:tc>
           <w:tcPr>
             <w:tcW w:type="dxa" w:w="2598"/>
+            <w:shd w:val="clear" w:color="auto" w:fill="F5F5F5"/>
           </w:tcPr>
           <w:p>
             <w:r>
@@ -7439,6 +7513,7 @@
         <w:tc>
           <w:tcPr>
             <w:tcW w:type="dxa" w:w="2953"/>
+            <w:shd w:val="clear" w:color="auto" w:fill="F5F5F5"/>
           </w:tcPr>
           <w:p>
             <w:r>
@@ -7467,7 +7542,7 @@
           <w:i/>
           <w:sz w:val="19"/>
         </w:rPr>
-        <w:t>Entorno: Linux 6.18.44-fc-v140 (x86_64), PHP 8.3.6, SQLite 3.45.1 (contenedor de construcción, 2026-10-21 14:19). Una comprobación automática no es la evaluación de una persona ajena al desarrollo.</w:t>
+        <w:t>Entorno: Linux 6.18.44-fc-v140 (x86_64), PHP 8.3.6, SQLite 3.45.1 (contenedor de construcción, 2026-10-21 14:54). Una comprobación automática no es la evaluación de una persona ajena al desarrollo.</w:t>
       </w:r>
     </w:p>
     <w:tbl>
@@ -7593,7 +7668,7 @@
           <w:i w:val="0"/>
           <w:sz w:val="21"/>
         </w:rPr>
-        <w:t>El H6 es el hito de la unidad. Cada equipo entrega su paquete con el acta firmada por el equipo receptor, los ajustes que hizo y el resultado del comprobador. La evidencia central es que otro equipo instaló y restauró el sistema sin ayuda.</w:t>
+        <w:t>El H6 es el hito de la unidad. Cada equipo entrega su paquete con el acta firmada por el equipo receptor, los ajustes que hizo y el resultado de la revisión del docente. La evidencia central es que otro equipo instaló y restauró el sistema sin ayuda.</w:t>
       </w:r>
     </w:p>
     <w:p>
@@ -7773,7 +7848,7 @@
               <w:rPr>
                 <w:sz w:val="20"/>
               </w:rPr>
-              <w:t>6. ¿php comprobar_entrega.php da 0 incoherencias?</w:t>
+              <w:t>6. ¿La inspección estática da 0 incoherencias y las pruebas de la lista cerrada pasan?</w:t>
             </w:r>
           </w:p>
         </w:tc>
